--- a/planning_docs/build-checklist.docx
+++ b/planning_docs/build-checklist.docx
@@ -92,7 +92,7 @@
         <w:pStyle w:val="ListParagraph"/>
         <w:numPr>
           <w:ilvl w:val="0"/>
-          <w:numId w:val="4"/>
+          <w:numId w:val="6"/>
         </w:numPr>
         <w:spacing w:before="60" w:after="60"/>
         <w:rPr/>
@@ -107,7 +107,7 @@
         <w:pStyle w:val="ListParagraph"/>
         <w:numPr>
           <w:ilvl w:val="0"/>
-          <w:numId w:val="1"/>
+          <w:numId w:val="7"/>
         </w:numPr>
         <w:spacing w:before="60" w:after="60"/>
         <w:rPr/>
@@ -393,14 +393,14 @@
         </w:tblCellMar>
       </w:tblPr>
       <w:tblGrid>
-        <w:gridCol w:w="1999"/>
-        <w:gridCol w:w="7000"/>
+        <w:gridCol w:w="1998"/>
+        <w:gridCol w:w="7001"/>
       </w:tblGrid>
       <w:tr>
         <w:trPr/>
         <w:tc>
           <w:tcPr>
-            <w:tcW w:w="1999" w:type="dxa"/>
+            <w:tcW w:w="1998" w:type="dxa"/>
             <w:tcBorders>
               <w:top w:val="single" w:sz="4" w:space="0" w:color="BFBFBF"/>
               <w:left w:val="single" w:sz="4" w:space="0" w:color="BFBFBF"/>
@@ -428,7 +428,7 @@
         </w:tc>
         <w:tc>
           <w:tcPr>
-            <w:tcW w:w="7000" w:type="dxa"/>
+            <w:tcW w:w="7001" w:type="dxa"/>
             <w:tcBorders>
               <w:top w:val="single" w:sz="4" w:space="0" w:color="BFBFBF"/>
               <w:left w:val="single" w:sz="4" w:space="0" w:color="BFBFBF"/>
@@ -459,7 +459,7 @@
         <w:trPr/>
         <w:tc>
           <w:tcPr>
-            <w:tcW w:w="1999" w:type="dxa"/>
+            <w:tcW w:w="1998" w:type="dxa"/>
             <w:tcBorders>
               <w:top w:val="single" w:sz="4" w:space="0" w:color="BFBFBF"/>
               <w:left w:val="single" w:sz="4" w:space="0" w:color="BFBFBF"/>
@@ -485,7 +485,7 @@
         </w:tc>
         <w:tc>
           <w:tcPr>
-            <w:tcW w:w="7000" w:type="dxa"/>
+            <w:tcW w:w="7001" w:type="dxa"/>
             <w:tcBorders>
               <w:top w:val="single" w:sz="4" w:space="0" w:color="BFBFBF"/>
               <w:left w:val="single" w:sz="4" w:space="0" w:color="BFBFBF"/>
@@ -514,7 +514,7 @@
         <w:trPr/>
         <w:tc>
           <w:tcPr>
-            <w:tcW w:w="1999" w:type="dxa"/>
+            <w:tcW w:w="1998" w:type="dxa"/>
             <w:tcBorders>
               <w:top w:val="single" w:sz="4" w:space="0" w:color="BFBFBF"/>
               <w:left w:val="single" w:sz="4" w:space="0" w:color="BFBFBF"/>
@@ -540,7 +540,7 @@
         </w:tc>
         <w:tc>
           <w:tcPr>
-            <w:tcW w:w="7000" w:type="dxa"/>
+            <w:tcW w:w="7001" w:type="dxa"/>
             <w:tcBorders>
               <w:top w:val="single" w:sz="4" w:space="0" w:color="BFBFBF"/>
               <w:left w:val="single" w:sz="4" w:space="0" w:color="BFBFBF"/>
@@ -569,7 +569,7 @@
         <w:trPr/>
         <w:tc>
           <w:tcPr>
-            <w:tcW w:w="1999" w:type="dxa"/>
+            <w:tcW w:w="1998" w:type="dxa"/>
             <w:tcBorders>
               <w:top w:val="single" w:sz="4" w:space="0" w:color="BFBFBF"/>
               <w:left w:val="single" w:sz="4" w:space="0" w:color="BFBFBF"/>
@@ -595,7 +595,7 @@
         </w:tc>
         <w:tc>
           <w:tcPr>
-            <w:tcW w:w="7000" w:type="dxa"/>
+            <w:tcW w:w="7001" w:type="dxa"/>
             <w:tcBorders>
               <w:top w:val="single" w:sz="4" w:space="0" w:color="BFBFBF"/>
               <w:left w:val="single" w:sz="4" w:space="0" w:color="BFBFBF"/>
@@ -624,7 +624,7 @@
         <w:trPr/>
         <w:tc>
           <w:tcPr>
-            <w:tcW w:w="1999" w:type="dxa"/>
+            <w:tcW w:w="1998" w:type="dxa"/>
             <w:tcBorders>
               <w:top w:val="single" w:sz="4" w:space="0" w:color="BFBFBF"/>
               <w:left w:val="single" w:sz="4" w:space="0" w:color="BFBFBF"/>
@@ -650,7 +650,7 @@
         </w:tc>
         <w:tc>
           <w:tcPr>
-            <w:tcW w:w="7000" w:type="dxa"/>
+            <w:tcW w:w="7001" w:type="dxa"/>
             <w:tcBorders>
               <w:top w:val="single" w:sz="4" w:space="0" w:color="BFBFBF"/>
               <w:left w:val="single" w:sz="4" w:space="0" w:color="BFBFBF"/>
@@ -714,7 +714,7 @@
         <w:pStyle w:val="ListParagraph"/>
         <w:numPr>
           <w:ilvl w:val="0"/>
-          <w:numId w:val="5"/>
+          <w:numId w:val="8"/>
         </w:numPr>
         <w:rPr/>
       </w:pPr>
@@ -728,7 +728,7 @@
         <w:pStyle w:val="ListParagraph"/>
         <w:numPr>
           <w:ilvl w:val="0"/>
-          <w:numId w:val="2"/>
+          <w:numId w:val="9"/>
         </w:numPr>
         <w:rPr/>
       </w:pPr>
@@ -742,7 +742,7 @@
         <w:pStyle w:val="ListParagraph"/>
         <w:numPr>
           <w:ilvl w:val="0"/>
-          <w:numId w:val="2"/>
+          <w:numId w:val="10"/>
         </w:numPr>
         <w:rPr/>
       </w:pPr>
@@ -756,7 +756,7 @@
         <w:pStyle w:val="ListParagraph"/>
         <w:numPr>
           <w:ilvl w:val="0"/>
-          <w:numId w:val="2"/>
+          <w:numId w:val="11"/>
         </w:numPr>
         <w:rPr/>
       </w:pPr>
@@ -770,7 +770,7 @@
         <w:pStyle w:val="ListParagraph"/>
         <w:numPr>
           <w:ilvl w:val="0"/>
-          <w:numId w:val="2"/>
+          <w:numId w:val="12"/>
         </w:numPr>
         <w:rPr/>
       </w:pPr>
@@ -853,7 +853,19 @@
       </w:r>
       <w:r>
         <w:rPr/>
-        <w:t>Claude Code gave you a command to run (probably something like python -m http.server or npx serve). Run it.</w:t>
+        <w:t xml:space="preserve">Claude Code gave you a command to run (probably something like </w:t>
+      </w:r>
+      <w:r>
+        <w:rPr>
+          <w:b/>
+          <w:bCs/>
+          <w:u w:val="single"/>
+        </w:rPr>
+        <w:t>python -m http.server</w:t>
+      </w:r>
+      <w:r>
+        <w:rPr/>
+        <w:t xml:space="preserve"> or npx serve). Run it.</w:t>
       </w:r>
     </w:p>
     <w:p>
@@ -2418,7 +2430,7 @@
         <w:pStyle w:val="ListParagraph"/>
         <w:numPr>
           <w:ilvl w:val="0"/>
-          <w:numId w:val="1"/>
+          <w:numId w:val="13"/>
         </w:numPr>
         <w:spacing w:before="60" w:after="60"/>
         <w:rPr/>
@@ -2433,7 +2445,7 @@
         <w:pStyle w:val="ListParagraph"/>
         <w:numPr>
           <w:ilvl w:val="0"/>
-          <w:numId w:val="1"/>
+          <w:numId w:val="14"/>
         </w:numPr>
         <w:spacing w:before="60" w:after="60"/>
         <w:rPr/>
@@ -2448,7 +2460,7 @@
         <w:pStyle w:val="ListParagraph"/>
         <w:numPr>
           <w:ilvl w:val="0"/>
-          <w:numId w:val="1"/>
+          <w:numId w:val="15"/>
         </w:numPr>
         <w:spacing w:before="60" w:after="60"/>
         <w:rPr/>
@@ -2463,7 +2475,7 @@
         <w:pStyle w:val="ListParagraph"/>
         <w:numPr>
           <w:ilvl w:val="0"/>
-          <w:numId w:val="1"/>
+          <w:numId w:val="16"/>
         </w:numPr>
         <w:spacing w:before="60" w:after="60"/>
         <w:rPr/>
@@ -2489,7 +2501,7 @@
         <w:pStyle w:val="ListParagraph"/>
         <w:numPr>
           <w:ilvl w:val="0"/>
-          <w:numId w:val="1"/>
+          <w:numId w:val="17"/>
         </w:numPr>
         <w:spacing w:before="60" w:after="60"/>
         <w:rPr/>
@@ -2504,7 +2516,7 @@
         <w:pStyle w:val="ListParagraph"/>
         <w:numPr>
           <w:ilvl w:val="0"/>
-          <w:numId w:val="1"/>
+          <w:numId w:val="18"/>
         </w:numPr>
         <w:spacing w:before="60" w:after="60"/>
         <w:rPr/>
@@ -2519,7 +2531,7 @@
         <w:pStyle w:val="ListParagraph"/>
         <w:numPr>
           <w:ilvl w:val="0"/>
-          <w:numId w:val="1"/>
+          <w:numId w:val="19"/>
         </w:numPr>
         <w:spacing w:before="60" w:after="60"/>
         <w:rPr/>
@@ -2534,7 +2546,7 @@
         <w:pStyle w:val="ListParagraph"/>
         <w:numPr>
           <w:ilvl w:val="0"/>
-          <w:numId w:val="1"/>
+          <w:numId w:val="20"/>
         </w:numPr>
         <w:spacing w:before="60" w:after="60"/>
         <w:rPr/>
@@ -3013,6 +3025,7 @@
         </w:tabs>
         <w:ind w:left="1080" w:hanging="360"/>
       </w:pPr>
+      <w:rPr/>
     </w:lvl>
     <w:lvl w:ilvl="2">
       <w:start w:val="1"/>
@@ -3025,6 +3038,7 @@
         </w:tabs>
         <w:ind w:left="1440" w:hanging="360"/>
       </w:pPr>
+      <w:rPr/>
     </w:lvl>
     <w:lvl w:ilvl="3">
       <w:start w:val="1"/>
@@ -3037,6 +3051,7 @@
         </w:tabs>
         <w:ind w:left="1800" w:hanging="360"/>
       </w:pPr>
+      <w:rPr/>
     </w:lvl>
     <w:lvl w:ilvl="4">
       <w:start w:val="1"/>
@@ -3049,6 +3064,7 @@
         </w:tabs>
         <w:ind w:left="2160" w:hanging="360"/>
       </w:pPr>
+      <w:rPr/>
     </w:lvl>
     <w:lvl w:ilvl="5">
       <w:start w:val="1"/>
@@ -3061,6 +3077,7 @@
         </w:tabs>
         <w:ind w:left="2520" w:hanging="360"/>
       </w:pPr>
+      <w:rPr/>
     </w:lvl>
     <w:lvl w:ilvl="6">
       <w:start w:val="1"/>
@@ -3073,6 +3090,7 @@
         </w:tabs>
         <w:ind w:left="2880" w:hanging="360"/>
       </w:pPr>
+      <w:rPr/>
     </w:lvl>
     <w:lvl w:ilvl="7">
       <w:start w:val="1"/>
@@ -3085,6 +3103,7 @@
         </w:tabs>
         <w:ind w:left="3240" w:hanging="360"/>
       </w:pPr>
+      <w:rPr/>
     </w:lvl>
     <w:lvl w:ilvl="8">
       <w:start w:val="1"/>
@@ -3097,6 +3116,7 @@
         </w:tabs>
         <w:ind w:left="3600" w:hanging="360"/>
       </w:pPr>
+      <w:rPr/>
     </w:lvl>
   </w:abstractNum>
   <w:abstractNum w:abstractNumId="2">
@@ -3124,6 +3144,7 @@
         </w:tabs>
         <w:ind w:left="1080" w:hanging="360"/>
       </w:pPr>
+      <w:rPr/>
     </w:lvl>
     <w:lvl w:ilvl="2">
       <w:start w:val="1"/>
@@ -3136,6 +3157,7 @@
         </w:tabs>
         <w:ind w:left="1440" w:hanging="360"/>
       </w:pPr>
+      <w:rPr/>
     </w:lvl>
     <w:lvl w:ilvl="3">
       <w:start w:val="1"/>
@@ -3148,6 +3170,7 @@
         </w:tabs>
         <w:ind w:left="1800" w:hanging="360"/>
       </w:pPr>
+      <w:rPr/>
     </w:lvl>
     <w:lvl w:ilvl="4">
       <w:start w:val="1"/>
@@ -3160,6 +3183,7 @@
         </w:tabs>
         <w:ind w:left="2160" w:hanging="360"/>
       </w:pPr>
+      <w:rPr/>
     </w:lvl>
     <w:lvl w:ilvl="5">
       <w:start w:val="1"/>
@@ -3172,6 +3196,7 @@
         </w:tabs>
         <w:ind w:left="2520" w:hanging="360"/>
       </w:pPr>
+      <w:rPr/>
     </w:lvl>
     <w:lvl w:ilvl="6">
       <w:start w:val="1"/>
@@ -3184,6 +3209,7 @@
         </w:tabs>
         <w:ind w:left="2880" w:hanging="360"/>
       </w:pPr>
+      <w:rPr/>
     </w:lvl>
     <w:lvl w:ilvl="7">
       <w:start w:val="1"/>
@@ -3196,6 +3222,7 @@
         </w:tabs>
         <w:ind w:left="3240" w:hanging="360"/>
       </w:pPr>
+      <w:rPr/>
     </w:lvl>
     <w:lvl w:ilvl="8">
       <w:start w:val="1"/>
@@ -3208,9 +3235,250 @@
         </w:tabs>
         <w:ind w:left="3600" w:hanging="360"/>
       </w:pPr>
+      <w:rPr/>
     </w:lvl>
   </w:abstractNum>
   <w:abstractNum w:abstractNumId="3">
+    <w:lvl w:ilvl="0">
+      <w:start w:val="1"/>
+      <w:numFmt w:val="bullet"/>
+      <w:lvlText w:val=""/>
+      <w:lvlJc w:val="left"/>
+      <w:pPr>
+        <w:tabs>
+          <w:tab w:val="num" w:pos="0"/>
+        </w:tabs>
+        <w:ind w:left="720" w:hanging="360"/>
+      </w:pPr>
+      <w:rPr>
+        <w:rFonts w:ascii="Symbol" w:hAnsi="Symbol" w:cs="Symbol" w:hint="default"/>
+      </w:rPr>
+    </w:lvl>
+    <w:lvl w:ilvl="1">
+      <w:start w:val="1"/>
+      <w:numFmt w:val="decimal"/>
+      <w:lvlText w:val="%2."/>
+      <w:lvlJc w:val="left"/>
+      <w:pPr>
+        <w:tabs>
+          <w:tab w:val="num" w:pos="1080"/>
+        </w:tabs>
+        <w:ind w:left="1080" w:hanging="360"/>
+      </w:pPr>
+      <w:rPr/>
+    </w:lvl>
+    <w:lvl w:ilvl="2">
+      <w:start w:val="1"/>
+      <w:numFmt w:val="decimal"/>
+      <w:lvlText w:val="%3."/>
+      <w:lvlJc w:val="left"/>
+      <w:pPr>
+        <w:tabs>
+          <w:tab w:val="num" w:pos="1440"/>
+        </w:tabs>
+        <w:ind w:left="1440" w:hanging="360"/>
+      </w:pPr>
+      <w:rPr/>
+    </w:lvl>
+    <w:lvl w:ilvl="3">
+      <w:start w:val="1"/>
+      <w:numFmt w:val="decimal"/>
+      <w:lvlText w:val="%4."/>
+      <w:lvlJc w:val="left"/>
+      <w:pPr>
+        <w:tabs>
+          <w:tab w:val="num" w:pos="1800"/>
+        </w:tabs>
+        <w:ind w:left="1800" w:hanging="360"/>
+      </w:pPr>
+      <w:rPr/>
+    </w:lvl>
+    <w:lvl w:ilvl="4">
+      <w:start w:val="1"/>
+      <w:numFmt w:val="decimal"/>
+      <w:lvlText w:val="%5."/>
+      <w:lvlJc w:val="left"/>
+      <w:pPr>
+        <w:tabs>
+          <w:tab w:val="num" w:pos="2160"/>
+        </w:tabs>
+        <w:ind w:left="2160" w:hanging="360"/>
+      </w:pPr>
+      <w:rPr/>
+    </w:lvl>
+    <w:lvl w:ilvl="5">
+      <w:start w:val="1"/>
+      <w:numFmt w:val="decimal"/>
+      <w:lvlText w:val="%6."/>
+      <w:lvlJc w:val="left"/>
+      <w:pPr>
+        <w:tabs>
+          <w:tab w:val="num" w:pos="2520"/>
+        </w:tabs>
+        <w:ind w:left="2520" w:hanging="360"/>
+      </w:pPr>
+      <w:rPr/>
+    </w:lvl>
+    <w:lvl w:ilvl="6">
+      <w:start w:val="1"/>
+      <w:numFmt w:val="decimal"/>
+      <w:lvlText w:val="%7."/>
+      <w:lvlJc w:val="left"/>
+      <w:pPr>
+        <w:tabs>
+          <w:tab w:val="num" w:pos="2880"/>
+        </w:tabs>
+        <w:ind w:left="2880" w:hanging="360"/>
+      </w:pPr>
+      <w:rPr/>
+    </w:lvl>
+    <w:lvl w:ilvl="7">
+      <w:start w:val="1"/>
+      <w:numFmt w:val="decimal"/>
+      <w:lvlText w:val="%8."/>
+      <w:lvlJc w:val="left"/>
+      <w:pPr>
+        <w:tabs>
+          <w:tab w:val="num" w:pos="3240"/>
+        </w:tabs>
+        <w:ind w:left="3240" w:hanging="360"/>
+      </w:pPr>
+      <w:rPr/>
+    </w:lvl>
+    <w:lvl w:ilvl="8">
+      <w:start w:val="1"/>
+      <w:numFmt w:val="decimal"/>
+      <w:lvlText w:val="%9."/>
+      <w:lvlJc w:val="left"/>
+      <w:pPr>
+        <w:tabs>
+          <w:tab w:val="num" w:pos="3600"/>
+        </w:tabs>
+        <w:ind w:left="3600" w:hanging="360"/>
+      </w:pPr>
+      <w:rPr/>
+    </w:lvl>
+  </w:abstractNum>
+  <w:abstractNum w:abstractNumId="4">
+    <w:lvl w:ilvl="0">
+      <w:start w:val="1"/>
+      <w:numFmt w:val="decimal"/>
+      <w:lvlText w:val="%1."/>
+      <w:lvlJc w:val="left"/>
+      <w:pPr>
+        <w:tabs>
+          <w:tab w:val="num" w:pos="0"/>
+        </w:tabs>
+        <w:ind w:left="720" w:hanging="360"/>
+      </w:pPr>
+      <w:rPr/>
+    </w:lvl>
+    <w:lvl w:ilvl="1">
+      <w:start w:val="1"/>
+      <w:numFmt w:val="decimal"/>
+      <w:lvlText w:val="%2."/>
+      <w:lvlJc w:val="left"/>
+      <w:pPr>
+        <w:tabs>
+          <w:tab w:val="num" w:pos="1080"/>
+        </w:tabs>
+        <w:ind w:left="1080" w:hanging="360"/>
+      </w:pPr>
+      <w:rPr/>
+    </w:lvl>
+    <w:lvl w:ilvl="2">
+      <w:start w:val="1"/>
+      <w:numFmt w:val="decimal"/>
+      <w:lvlText w:val="%3."/>
+      <w:lvlJc w:val="left"/>
+      <w:pPr>
+        <w:tabs>
+          <w:tab w:val="num" w:pos="1440"/>
+        </w:tabs>
+        <w:ind w:left="1440" w:hanging="360"/>
+      </w:pPr>
+      <w:rPr/>
+    </w:lvl>
+    <w:lvl w:ilvl="3">
+      <w:start w:val="1"/>
+      <w:numFmt w:val="decimal"/>
+      <w:lvlText w:val="%4."/>
+      <w:lvlJc w:val="left"/>
+      <w:pPr>
+        <w:tabs>
+          <w:tab w:val="num" w:pos="1800"/>
+        </w:tabs>
+        <w:ind w:left="1800" w:hanging="360"/>
+      </w:pPr>
+      <w:rPr/>
+    </w:lvl>
+    <w:lvl w:ilvl="4">
+      <w:start w:val="1"/>
+      <w:numFmt w:val="decimal"/>
+      <w:lvlText w:val="%5."/>
+      <w:lvlJc w:val="left"/>
+      <w:pPr>
+        <w:tabs>
+          <w:tab w:val="num" w:pos="2160"/>
+        </w:tabs>
+        <w:ind w:left="2160" w:hanging="360"/>
+      </w:pPr>
+      <w:rPr/>
+    </w:lvl>
+    <w:lvl w:ilvl="5">
+      <w:start w:val="1"/>
+      <w:numFmt w:val="decimal"/>
+      <w:lvlText w:val="%6."/>
+      <w:lvlJc w:val="left"/>
+      <w:pPr>
+        <w:tabs>
+          <w:tab w:val="num" w:pos="2520"/>
+        </w:tabs>
+        <w:ind w:left="2520" w:hanging="360"/>
+      </w:pPr>
+      <w:rPr/>
+    </w:lvl>
+    <w:lvl w:ilvl="6">
+      <w:start w:val="1"/>
+      <w:numFmt w:val="decimal"/>
+      <w:lvlText w:val="%7."/>
+      <w:lvlJc w:val="left"/>
+      <w:pPr>
+        <w:tabs>
+          <w:tab w:val="num" w:pos="2880"/>
+        </w:tabs>
+        <w:ind w:left="2880" w:hanging="360"/>
+      </w:pPr>
+      <w:rPr/>
+    </w:lvl>
+    <w:lvl w:ilvl="7">
+      <w:start w:val="1"/>
+      <w:numFmt w:val="decimal"/>
+      <w:lvlText w:val="%8."/>
+      <w:lvlJc w:val="left"/>
+      <w:pPr>
+        <w:tabs>
+          <w:tab w:val="num" w:pos="3240"/>
+        </w:tabs>
+        <w:ind w:left="3240" w:hanging="360"/>
+      </w:pPr>
+      <w:rPr/>
+    </w:lvl>
+    <w:lvl w:ilvl="8">
+      <w:start w:val="1"/>
+      <w:numFmt w:val="decimal"/>
+      <w:lvlText w:val="%9."/>
+      <w:lvlJc w:val="left"/>
+      <w:pPr>
+        <w:tabs>
+          <w:tab w:val="num" w:pos="3600"/>
+        </w:tabs>
+        <w:ind w:left="3600" w:hanging="360"/>
+      </w:pPr>
+      <w:rPr/>
+    </w:lvl>
+  </w:abstractNum>
+  <w:abstractNum w:abstractNumId="5">
     <w:lvl w:ilvl="0">
       <w:start w:val="1"/>
       <w:numFmt w:val="none"/>
@@ -3339,16 +3607,61 @@
     <w:abstractNumId w:val="3"/>
   </w:num>
   <w:num w:numId="4">
-    <w:abstractNumId w:val="1"/>
+    <w:abstractNumId w:val="4"/>
+  </w:num>
+  <w:num w:numId="5">
+    <w:abstractNumId w:val="5"/>
+  </w:num>
+  <w:num w:numId="6">
+    <w:abstractNumId w:val="3"/>
     <w:lvlOverride w:ilvl="0">
       <w:startOverride w:val="1"/>
     </w:lvlOverride>
   </w:num>
-  <w:num w:numId="5">
-    <w:abstractNumId w:val="2"/>
+  <w:num w:numId="7">
+    <w:abstractNumId w:val="3"/>
+  </w:num>
+  <w:num w:numId="8">
+    <w:abstractNumId w:val="4"/>
     <w:lvlOverride w:ilvl="0">
       <w:startOverride w:val="1"/>
     </w:lvlOverride>
+  </w:num>
+  <w:num w:numId="9">
+    <w:abstractNumId w:val="4"/>
+  </w:num>
+  <w:num w:numId="10">
+    <w:abstractNumId w:val="4"/>
+  </w:num>
+  <w:num w:numId="11">
+    <w:abstractNumId w:val="4"/>
+  </w:num>
+  <w:num w:numId="12">
+    <w:abstractNumId w:val="4"/>
+  </w:num>
+  <w:num w:numId="13">
+    <w:abstractNumId w:val="3"/>
+  </w:num>
+  <w:num w:numId="14">
+    <w:abstractNumId w:val="3"/>
+  </w:num>
+  <w:num w:numId="15">
+    <w:abstractNumId w:val="3"/>
+  </w:num>
+  <w:num w:numId="16">
+    <w:abstractNumId w:val="3"/>
+  </w:num>
+  <w:num w:numId="17">
+    <w:abstractNumId w:val="3"/>
+  </w:num>
+  <w:num w:numId="18">
+    <w:abstractNumId w:val="3"/>
+  </w:num>
+  <w:num w:numId="19">
+    <w:abstractNumId w:val="3"/>
+  </w:num>
+  <w:num w:numId="20">
+    <w:abstractNumId w:val="3"/>
   </w:num>
 </w:numbering>
 </file>
@@ -3375,6 +3688,7 @@
     <w:qFormat/>
     <w:pPr>
       <w:widowControl/>
+      <w:suppressAutoHyphens w:val="true"/>
       <w:bidi w:val="0"/>
       <w:spacing w:before="0" w:after="0"/>
       <w:jc w:val="left"/>
@@ -3605,6 +3919,7 @@
     <w:qFormat/>
     <w:pPr>
       <w:widowControl/>
+      <w:suppressAutoHyphens w:val="true"/>
       <w:bidi w:val="0"/>
       <w:spacing w:before="0" w:after="0"/>
       <w:jc w:val="left"/>
@@ -3625,6 +3940,7 @@
     <w:qFormat/>
     <w:pPr>
       <w:widowControl/>
+      <w:suppressAutoHyphens w:val="true"/>
       <w:bidi w:val="0"/>
       <w:spacing w:before="0" w:after="0"/>
       <w:jc w:val="left"/>
